--- a/1.Requisitos/Casos de Uso/BRA - Historia de Usuario - UC 05.docx
+++ b/1.Requisitos/Casos de Uso/BRA - Historia de Usuario - UC 05.docx
@@ -18,7 +18,7 @@
         <w:t xml:space="preserve"> </w:t>
       </w:r>
       <w:r>
-        <w:t>Favoritar atleta</w:t>
+        <w:t>Comparar clubes</w:t>
       </w:r>
     </w:p>
     <w:p>
@@ -26,15 +26,7 @@
         <w:pStyle w:val="EPP-Seonivel1"/>
       </w:pPr>
       <w:r>
-        <w:t xml:space="preserve">número da </w:t>
-      </w:r>
-      <w:proofErr w:type="gramStart"/>
-      <w:r>
-        <w:t>historia</w:t>
-      </w:r>
-      <w:proofErr w:type="gramEnd"/>
-      <w:r>
-        <w:t xml:space="preserve">: </w:t>
+        <w:t xml:space="preserve">número da historia: </w:t>
       </w:r>
       <w:r>
         <w:t>0</w:t>
@@ -51,7 +43,7 @@
         <w:t xml:space="preserve">estimativa: </w:t>
       </w:r>
       <w:r>
-        <w:t>8</w:t>
+        <w:t>20</w:t>
       </w:r>
       <w:r>
         <w:t xml:space="preserve"> horas</w:t>
@@ -66,13 +58,8 @@
       </w:r>
       <w:bookmarkEnd w:id="0"/>
       <w:r>
-        <w:t xml:space="preserve"> da </w:t>
+        <w:t xml:space="preserve"> da historia</w:t>
       </w:r>
-      <w:proofErr w:type="gramStart"/>
-      <w:r>
-        <w:t>historia</w:t>
-      </w:r>
-      <w:proofErr w:type="gramEnd"/>
     </w:p>
     <w:p>
       <w:pPr>
@@ -92,7 +79,7 @@
           <w:color w:val="auto"/>
           <w:lang w:val="pt-PT"/>
         </w:rPr>
-        <w:t>Como torcedor eu quero favoritar jogadores para destacá-los dos demais que atuam pelo clube na minha visualização.</w:t>
+        <w:t>Como torcedor eu quero ser capaz de comparar meu clube aos outros da série A para poder saber quais são as chances de vitória sobre os adversários.</w:t>
       </w:r>
     </w:p>
     <w:p>
@@ -121,7 +108,7 @@
         <w:t xml:space="preserve">: </w:t>
       </w:r>
       <w:r>
-        <w:t>Estar logado e accesando a funcionalidade de Ver estatísticas dos atletas.</w:t>
+        <w:t>Usuário estar logado.</w:t>
       </w:r>
     </w:p>
     <w:p>
@@ -309,7 +296,7 @@
                 <w:color w:val="auto"/>
                 <w:lang w:val="pt-BR"/>
               </w:rPr>
-              <w:t>Favoritar um atleta da equipe</w:t>
+              <w:t>Comparar clube do torcedor com adversário</w:t>
             </w:r>
           </w:p>
         </w:tc>
@@ -334,25 +321,7 @@
                 <w:color w:val="auto"/>
                 <w:lang w:val="pt-BR"/>
               </w:rPr>
-              <w:t xml:space="preserve">Ação de clique no </w:t>
-            </w:r>
-            <w:r>
-              <w:rPr>
-                <w:i w:val="0"/>
-                <w:iCs/>
-                <w:color w:val="auto"/>
-                <w:lang w:val="pt-BR"/>
-              </w:rPr>
-              <w:t>botão de favoritar</w:t>
-            </w:r>
-            <w:r>
-              <w:rPr>
-                <w:i w:val="0"/>
-                <w:iCs/>
-                <w:color w:val="auto"/>
-                <w:lang w:val="pt-BR"/>
-              </w:rPr>
-              <w:t xml:space="preserve"> do jogador</w:t>
+              <w:t>Seleção do clube adversário: "Palmeiras"</w:t>
             </w:r>
           </w:p>
         </w:tc>
@@ -377,7 +346,7 @@
                 <w:color w:val="auto"/>
                 <w:lang w:val="pt-BR"/>
               </w:rPr>
-              <w:t>Atleta é movido para o topo da lista na seção de favoritos, respeitando a ordem posicional.</w:t>
+              <w:t>Exibição do comparativo de estatísticas e da porcentagem de chance de vitória calculada.</w:t>
             </w:r>
           </w:p>
         </w:tc>
@@ -420,7 +389,6 @@
                 <w:lang w:val="pt-BR"/>
               </w:rPr>
             </w:pPr>
-            <w:proofErr w:type="spellStart"/>
             <w:r>
               <w:rPr>
                 <w:i w:val="0"/>
@@ -428,17 +396,7 @@
                 <w:color w:val="auto"/>
                 <w:lang w:val="pt-BR"/>
               </w:rPr>
-              <w:t>Desfavoritar</w:t>
-            </w:r>
-            <w:proofErr w:type="spellEnd"/>
-            <w:r>
-              <w:rPr>
-                <w:i w:val="0"/>
-                <w:iCs/>
-                <w:color w:val="auto"/>
-                <w:lang w:val="pt-BR"/>
-              </w:rPr>
-              <w:t xml:space="preserve"> um atleta previamente marcado</w:t>
+              <w:t>Impedir seleção do próprio clube para comparação</w:t>
             </w:r>
           </w:p>
         </w:tc>
@@ -463,34 +421,7 @@
                 <w:color w:val="auto"/>
                 <w:lang w:val="pt-BR"/>
               </w:rPr>
-              <w:t>Ação de clique no botão de favoritar d</w:t>
-            </w:r>
-            <w:r>
-              <w:rPr>
-                <w:i w:val="0"/>
-                <w:iCs/>
-                <w:color w:val="auto"/>
-                <w:lang w:val="pt-BR"/>
-              </w:rPr>
-              <w:t>e um</w:t>
-            </w:r>
-            <w:r>
-              <w:rPr>
-                <w:i w:val="0"/>
-                <w:iCs/>
-                <w:color w:val="auto"/>
-                <w:lang w:val="pt-BR"/>
-              </w:rPr>
-              <w:t xml:space="preserve"> jogador</w:t>
-            </w:r>
-            <w:r>
-              <w:rPr>
-                <w:i w:val="0"/>
-                <w:iCs/>
-                <w:color w:val="auto"/>
-                <w:lang w:val="pt-BR"/>
-              </w:rPr>
-              <w:t xml:space="preserve"> favoritado previamente</w:t>
+              <w:t>Tentativa de selecionar o próprio clube na lista</w:t>
             </w:r>
           </w:p>
         </w:tc>
@@ -515,7 +446,7 @@
                 <w:color w:val="auto"/>
                 <w:lang w:val="pt-BR"/>
               </w:rPr>
-              <w:t>Atleta é removido da seção do topo e retorna à sua posição normal na lista geral.</w:t>
+              <w:t>O próprio clube não deve estar disponível na lista de seleção.</w:t>
             </w:r>
           </w:p>
         </w:tc>
@@ -634,10 +565,7 @@
             </w:sdtPr>
             <w:sdtContent>
               <w:r>
-                <w:t xml:space="preserve">BRA </w:t>
-              </w:r>
-              <w:r>
-                <w:t>- Brasileirão Analyst</w:t>
+                <w:t>BRA - Brasileirão Analyst</w:t>
               </w:r>
             </w:sdtContent>
           </w:sdt>
@@ -748,13 +676,8 @@
     <w:pPr>
       <w:jc w:val="right"/>
     </w:pPr>
-    <w:proofErr w:type="spellStart"/>
     <w:r>
-      <w:t>vs</w:t>
-    </w:r>
-    <w:proofErr w:type="spellEnd"/>
-    <w:r>
-      <w:t xml:space="preserve">: </w:t>
+      <w:t xml:space="preserve">vs: </w:t>
     </w:r>
     <w:fldSimple w:instr=" DOCPROPERTY  &quot;Versão Modelo&quot;  \* MERGEFORMAT ">
       <w:r>
@@ -873,7 +796,7 @@
                 <w:rPr>
                   <w:bCs/>
                 </w:rPr>
-                <w:t xml:space="preserve"> - Favoritar atleta</w:t>
+                <w:t xml:space="preserve"> - Comparar clubes</w:t>
               </w:r>
             </w:p>
           </w:tc>
@@ -3267,7 +3190,6 @@
     <w:sig w:usb0="E00002FF" w:usb1="6AC7FDFB" w:usb2="08000012" w:usb3="00000000" w:csb0="0002009F" w:csb1="00000000"/>
   </w:font>
   <w:font w:name="Arial Unicode MS">
-    <w:altName w:val="Arial"/>
     <w:panose1 w:val="020B0604020202020204"/>
     <w:charset w:val="00"/>
     <w:family w:val="roman"/>
@@ -3336,6 +3258,7 @@
   <w:rsids>
     <w:rsidRoot w:val="00306743"/>
     <w:rsid w:val="00017ECE"/>
+    <w:rsid w:val="000D46F7"/>
     <w:rsid w:val="00306743"/>
     <w:rsid w:val="0033436F"/>
     <w:rsid w:val="005D3FDF"/>
@@ -3343,7 +3266,8 @@
     <w:rsid w:val="008D63E5"/>
     <w:rsid w:val="00BD177B"/>
     <w:rsid w:val="00BF1DDF"/>
-    <w:rsid w:val="00C76451"/>
+    <w:rsid w:val="00CC75DC"/>
+    <w:rsid w:val="00DB6BF7"/>
     <w:rsid w:val="00F81A44"/>
     <w:rsid w:val="00FA4A32"/>
   </w:rsids>
